--- a/templates/rapport_mensuel_exact.docx
+++ b/templates/rapport_mensuel_exact.docx
@@ -397,7 +397,6 @@
         <w:gridCol w:w="100"/>
         <w:gridCol w:w="100"/>
         <w:gridCol w:w="100"/>
-        <w:gridCol w:w="100"/>
       </w:tblGrid>
       <w:tr>
         <w:tc>
@@ -554,17 +553,6 @@
             </w:r>
           </w:p>
         </w:tc>
-        <w:tc>
-          <w:p>
-            <w:r>
-              <w:rPr>
-                <w:b/>
-                <w:bCs/>
-              </w:rPr>
-              <w:t xml:space="preserve">Yacks</w:t>
-            </w:r>
-          </w:p>
-        </w:tc>
       </w:tr>
       <w:tr>
         <w:tc>
@@ -665,13 +653,6 @@
             </w:r>
           </w:p>
         </w:tc>
-        <w:tc>
-          <w:p>
-            <w:r>
-              <w:t xml:space="preserve">{T11_CHEPTEL_YACK_DSC}</w:t>
-            </w:r>
-          </w:p>
-        </w:tc>
       </w:tr>
       <w:tr>
         <w:tc>
@@ -772,13 +753,6 @@
             </w:r>
           </w:p>
         </w:tc>
-        <w:tc>
-          <w:p>
-            <w:r>
-              <w:t xml:space="preserve">{T11_CHEPTEL_YACK_FOK}</w:t>
-            </w:r>
-          </w:p>
-        </w:tc>
       </w:tr>
       <w:tr>
         <w:tc>
@@ -879,13 +853,6 @@
             </w:r>
           </w:p>
         </w:tc>
-        <w:tc>
-          <w:p>
-            <w:r>
-              <w:t xml:space="preserve">{T11_CHEPTEL_YACK_FGT}</w:t>
-            </w:r>
-          </w:p>
-        </w:tc>
       </w:tr>
       <w:tr>
         <w:tc>
@@ -986,13 +953,6 @@
             </w:r>
           </w:p>
         </w:tc>
-        <w:tc>
-          <w:p>
-            <w:r>
-              <w:t xml:space="preserve">{T11_CHEPTEL_YACK_NKN}</w:t>
-            </w:r>
-          </w:p>
-        </w:tc>
       </w:tr>
       <w:tr>
         <w:tc>
@@ -1093,13 +1053,6 @@
             </w:r>
           </w:p>
         </w:tc>
-        <w:tc>
-          <w:p>
-            <w:r>
-              <w:t xml:space="preserve">{T11_CHEPTEL_YACK_PKM}</w:t>
-            </w:r>
-          </w:p>
-        </w:tc>
       </w:tr>
       <w:tr>
         <w:tc>
@@ -1200,13 +1153,6 @@
             </w:r>
           </w:p>
         </w:tc>
-        <w:tc>
-          <w:p>
-            <w:r>
-              <w:t xml:space="preserve">{T11_CHEPTEL_YACK_STC}</w:t>
-            </w:r>
-          </w:p>
-        </w:tc>
       </w:tr>
       <w:tr>
         <w:tc>
@@ -1363,17 +1309,6 @@
             </w:r>
           </w:p>
         </w:tc>
-        <w:tc>
-          <w:p>
-            <w:r>
-              <w:rPr>
-                <w:b/>
-                <w:bCs/>
-              </w:rPr>
-              <w:t xml:space="preserve">{T11_CHEPTEL_YACK_TOTAL}</w:t>
-            </w:r>
-          </w:p>
-        </w:tc>
       </w:tr>
       <w:tr>
         <w:tc>
@@ -1471,13 +1406,6 @@
           <w:p>
             <w:r>
               <w:t xml:space="preserve">{T11_CHEPTEL_PRIMATE_TOTAL_PREC}</w:t>
-            </w:r>
-          </w:p>
-        </w:tc>
-        <w:tc>
-          <w:p>
-            <w:r>
-              <w:t xml:space="preserve">{T11_CHEPTEL_YACK_TOTAL_PREC}</w:t>
             </w:r>
           </w:p>
         </w:tc>
@@ -3157,6 +3085,7 @@
         <w:gridCol w:w="100"/>
         <w:gridCol w:w="100"/>
         <w:gridCol w:w="100"/>
+        <w:gridCol w:w="100"/>
       </w:tblGrid>
       <w:tr>
         <w:tc>
@@ -3247,6 +3176,17 @@
             </w:r>
           </w:p>
         </w:tc>
+        <w:tc>
+          <w:p>
+            <w:r>
+              <w:rPr>
+                <w:b/>
+                <w:bCs/>
+              </w:rPr>
+              <w:t xml:space="preserve">Observations</w:t>
+            </w:r>
+          </w:p>
+        </w:tc>
       </w:tr>
       <w:tr>
         <w:tc>
@@ -3301,7 +3241,14 @@
         <w:tc>
           <w:p>
             <w:r>
-              <w:t xml:space="preserve">{T13_POUSSINS_CHAIR}{/T13}</w:t>
+              <w:t xml:space="preserve">{T13_POUSSINS_CHAIR}</w:t>
+            </w:r>
+          </w:p>
+        </w:tc>
+        <w:tc>
+          <w:p>
+            <w:r>
+              <w:t xml:space="preserve">{T13_OBSERVATIONS}{/T13}</w:t>
             </w:r>
           </w:p>
         </w:tc>
@@ -3395,6 +3342,17 @@
             </w:r>
           </w:p>
         </w:tc>
+        <w:tc>
+          <w:p>
+            <w:r>
+              <w:rPr>
+                <w:b/>
+                <w:bCs/>
+              </w:rPr>
+              <w:t xml:space="preserve"/>
+            </w:r>
+          </w:p>
+        </w:tc>
       </w:tr>
       <w:tr>
         <w:tc>
@@ -3450,6 +3408,13 @@
           <w:p>
             <w:r>
               <w:t xml:space="preserve">{T13_POUSSINS_CHAIR_TOTAL_PREC}</w:t>
+            </w:r>
+          </w:p>
+        </w:tc>
+        <w:tc>
+          <w:p>
+            <w:r>
+              <w:t xml:space="preserve"/>
             </w:r>
           </w:p>
         </w:tc>
@@ -3483,6 +3448,7 @@
         <w:gridCol w:w="100"/>
         <w:gridCol w:w="100"/>
         <w:gridCol w:w="100"/>
+        <w:gridCol w:w="100"/>
       </w:tblGrid>
       <w:tr>
         <w:tc>
@@ -3540,6 +3506,17 @@
             </w:r>
           </w:p>
         </w:tc>
+        <w:tc>
+          <w:p>
+            <w:r>
+              <w:rPr>
+                <w:b/>
+                <w:bCs/>
+              </w:rPr>
+              <w:t xml:space="preserve">Observations</w:t>
+            </w:r>
+          </w:p>
+        </w:tc>
       </w:tr>
       <w:tr>
         <w:tc>
@@ -3573,7 +3550,14 @@
         <w:tc>
           <w:p>
             <w:r>
-              <w:t xml:space="preserve">{T14_OEUFS_PRODUITS}{/T14}</w:t>
+              <w:t xml:space="preserve">{T14_OEUFS_PRODUITS}</w:t>
+            </w:r>
+          </w:p>
+        </w:tc>
+        <w:tc>
+          <w:p>
+            <w:r>
+              <w:t xml:space="preserve">{T14_OBSERVATIONS}{/T14}</w:t>
             </w:r>
           </w:p>
         </w:tc>
@@ -3634,6 +3618,17 @@
             </w:r>
           </w:p>
         </w:tc>
+        <w:tc>
+          <w:p>
+            <w:r>
+              <w:rPr>
+                <w:b/>
+                <w:bCs/>
+              </w:rPr>
+              <w:t xml:space="preserve"/>
+            </w:r>
+          </w:p>
+        </w:tc>
       </w:tr>
       <w:tr>
         <w:tc>
@@ -3668,6 +3663,13 @@
           <w:p>
             <w:r>
               <w:t xml:space="preserve">{T14_OEUFS_PRODUITS_TOTAL_PREC}</w:t>
+            </w:r>
+          </w:p>
+        </w:tc>
+        <w:tc>
+          <w:p>
+            <w:r>
+              <w:t xml:space="preserve"/>
             </w:r>
           </w:p>
         </w:tc>
@@ -3700,6 +3702,7 @@
         <w:gridCol w:w="100"/>
         <w:gridCol w:w="100"/>
         <w:gridCol w:w="100"/>
+        <w:gridCol w:w="100"/>
       </w:tblGrid>
       <w:tr>
         <w:tc>
@@ -3746,6 +3749,17 @@
             </w:r>
           </w:p>
         </w:tc>
+        <w:tc>
+          <w:p>
+            <w:r>
+              <w:rPr>
+                <w:b/>
+                <w:bCs/>
+              </w:rPr>
+              <w:t xml:space="preserve">Observations</w:t>
+            </w:r>
+          </w:p>
+        </w:tc>
       </w:tr>
       <w:tr>
         <w:tc>
@@ -3772,7 +3786,14 @@
         <w:tc>
           <w:p>
             <w:r>
-              <w:t xml:space="preserve">{T15_POULETS_SORTIS}{/T15}</w:t>
+              <w:t xml:space="preserve">{T15_POULETS_SORTIS}</w:t>
+            </w:r>
+          </w:p>
+        </w:tc>
+        <w:tc>
+          <w:p>
+            <w:r>
+              <w:t xml:space="preserve">{T15_OBSERVATIONS}{/T15}</w:t>
             </w:r>
           </w:p>
         </w:tc>
@@ -3822,6 +3843,17 @@
             </w:r>
           </w:p>
         </w:tc>
+        <w:tc>
+          <w:p>
+            <w:r>
+              <w:rPr>
+                <w:b/>
+                <w:bCs/>
+              </w:rPr>
+              <w:t xml:space="preserve"/>
+            </w:r>
+          </w:p>
+        </w:tc>
       </w:tr>
       <w:tr>
         <w:tc>
@@ -3849,6 +3881,13 @@
           <w:p>
             <w:r>
               <w:t xml:space="preserve">{T15_POULETS_SORTIS_TOTAL_PREC}</w:t>
+            </w:r>
+          </w:p>
+        </w:tc>
+        <w:tc>
+          <w:p>
+            <w:r>
+              <w:t xml:space="preserve"/>
             </w:r>
           </w:p>
         </w:tc>
@@ -6402,6 +6441,7 @@
         <w:gridCol w:w="100"/>
         <w:gridCol w:w="100"/>
         <w:gridCol w:w="100"/>
+        <w:gridCol w:w="100"/>
       </w:tblGrid>
       <w:tr>
         <w:tc>
@@ -6481,6 +6521,17 @@
             </w:r>
           </w:p>
         </w:tc>
+        <w:tc>
+          <w:p>
+            <w:r>
+              <w:rPr>
+                <w:b/>
+                <w:bCs/>
+              </w:rPr>
+              <w:t xml:space="preserve">Observations</w:t>
+            </w:r>
+          </w:p>
+        </w:tc>
       </w:tr>
       <w:tr>
         <w:tc>
@@ -6528,7 +6579,14 @@
         <w:tc>
           <w:p>
             <w:r>
-              <w:t xml:space="preserve">{T23_PROV_POISSON}{/T23}</w:t>
+              <w:t xml:space="preserve">{T23_PROV_POISSON}</w:t>
+            </w:r>
+          </w:p>
+        </w:tc>
+        <w:tc>
+          <w:p>
+            <w:r>
+              <w:t xml:space="preserve">{T23_OBSERVATIONS}{/T23}</w:t>
             </w:r>
           </w:p>
         </w:tc>
@@ -6611,6 +6669,17 @@
             </w:r>
           </w:p>
         </w:tc>
+        <w:tc>
+          <w:p>
+            <w:r>
+              <w:rPr>
+                <w:b/>
+                <w:bCs/>
+              </w:rPr>
+              <w:t xml:space="preserve"/>
+            </w:r>
+          </w:p>
+        </w:tc>
       </w:tr>
       <w:tr>
         <w:tc>
@@ -6659,6 +6728,13 @@
           <w:p>
             <w:r>
               <w:t xml:space="preserve">{T23_PROV_POISSON_TOTAL_PREC}</w:t>
+            </w:r>
+          </w:p>
+        </w:tc>
+        <w:tc>
+          <w:p>
+            <w:r>
+              <w:t xml:space="preserve"/>
             </w:r>
           </w:p>
         </w:tc>

--- a/templates/rapport_mensuel_exact.docx
+++ b/templates/rapport_mensuel_exact.docx
@@ -8803,6 +8803,12 @@
         <w:gridCol w:w="100"/>
         <w:gridCol w:w="100"/>
         <w:gridCol w:w="100"/>
+        <w:gridCol w:w="100"/>
+        <w:gridCol w:w="100"/>
+        <w:gridCol w:w="100"/>
+        <w:gridCol w:w="100"/>
+        <w:gridCol w:w="100"/>
+        <w:gridCol w:w="100"/>
       </w:tblGrid>
       <w:tr>
         <w:tc>
@@ -8823,7 +8829,40 @@
                 <w:b/>
                 <w:bCs/>
               </w:rPr>
-              <w:t xml:space="preserve">Activité</w:t>
+              <w:t xml:space="preserve">Clinique ou partenaire</w:t>
+            </w:r>
+          </w:p>
+        </w:tc>
+        <w:tc>
+          <w:p>
+            <w:r>
+              <w:rPr>
+                <w:b/>
+                <w:bCs/>
+              </w:rPr>
+              <w:t xml:space="preserve">Localité</w:t>
+            </w:r>
+          </w:p>
+        </w:tc>
+        <w:tc>
+          <w:p>
+            <w:r>
+              <w:rPr>
+                <w:b/>
+                <w:bCs/>
+              </w:rPr>
+              <w:t xml:space="preserve">Date de l'activité</w:t>
+            </w:r>
+          </w:p>
+        </w:tc>
+        <w:tc>
+          <w:p>
+            <w:r>
+              <w:rPr>
+                <w:b/>
+                <w:bCs/>
+              </w:rPr>
+              <w:t xml:space="preserve">Activité ou intervention réalisée</w:t>
             </w:r>
           </w:p>
         </w:tc>
@@ -8856,7 +8895,40 @@
                 <w:b/>
                 <w:bCs/>
               </w:rPr>
-              <w:t xml:space="preserve">Effectif</w:t>
+              <w:t xml:space="preserve">Nombre de cas ou d'animaux pris en charge</w:t>
+            </w:r>
+          </w:p>
+        </w:tc>
+        <w:tc>
+          <w:p>
+            <w:r>
+              <w:rPr>
+                <w:b/>
+                <w:bCs/>
+              </w:rPr>
+              <w:t xml:space="preserve">Morts</w:t>
+            </w:r>
+          </w:p>
+        </w:tc>
+        <w:tc>
+          <w:p>
+            <w:r>
+              <w:rPr>
+                <w:b/>
+                <w:bCs/>
+              </w:rPr>
+              <w:t xml:space="preserve">Mesures ou actions réalisées</w:t>
+            </w:r>
+          </w:p>
+        </w:tc>
+        <w:tc>
+          <w:p>
+            <w:r>
+              <w:rPr>
+                <w:b/>
+                <w:bCs/>
+              </w:rPr>
+              <w:t xml:space="preserve">Observations</w:t>
             </w:r>
           </w:p>
         </w:tc>
@@ -8872,6 +8944,27 @@
         <w:tc>
           <w:p>
             <w:r>
+              <w:t xml:space="preserve">{structure}</w:t>
+            </w:r>
+          </w:p>
+        </w:tc>
+        <w:tc>
+          <w:p>
+            <w:r>
+              <w:t xml:space="preserve">{localite}</w:t>
+            </w:r>
+          </w:p>
+        </w:tc>
+        <w:tc>
+          <w:p>
+            <w:r>
+              <w:t xml:space="preserve">{date}</w:t>
+            </w:r>
+          </w:p>
+        </w:tc>
+        <w:tc>
+          <w:p>
+            <w:r>
               <w:t xml:space="preserve">{activite}</w:t>
             </w:r>
           </w:p>
@@ -8893,7 +8986,28 @@
         <w:tc>
           <w:p>
             <w:r>
-              <w:t xml:space="preserve">{effectif}{/T33}</w:t>
+              <w:t xml:space="preserve">{effectif}</w:t>
+            </w:r>
+          </w:p>
+        </w:tc>
+        <w:tc>
+          <w:p>
+            <w:r>
+              <w:t xml:space="preserve">{morts}</w:t>
+            </w:r>
+          </w:p>
+        </w:tc>
+        <w:tc>
+          <w:p>
+            <w:r>
+              <w:t xml:space="preserve">{mesuresActions}</w:t>
+            </w:r>
+          </w:p>
+        </w:tc>
+        <w:tc>
+          <w:p>
+            <w:r>
+              <w:t xml:space="preserve">{observations}{/T33}</w:t>
             </w:r>
           </w:p>
         </w:tc>
@@ -8950,15 +9064,61 @@
                 <w:b/>
                 <w:bCs/>
               </w:rPr>
+              <w:t xml:space="preserve"/>
+            </w:r>
+          </w:p>
+        </w:tc>
+        <w:tc>
+          <w:p>
+            <w:r>
+              <w:rPr>
+                <w:b/>
+                <w:bCs/>
+              </w:rPr>
+              <w:t xml:space="preserve"/>
+            </w:r>
+          </w:p>
+        </w:tc>
+        <w:tc>
+          <w:p>
+            <w:r>
+              <w:rPr>
+                <w:b/>
+                <w:bCs/>
+              </w:rPr>
+              <w:t xml:space="preserve"/>
+            </w:r>
+          </w:p>
+        </w:tc>
+        <w:tc>
+          <w:p>
+            <w:r>
+              <w:rPr>
+                <w:b/>
+                <w:bCs/>
+              </w:rPr>
               <w:t xml:space="preserve">{T33_effectif_TOTAL}</w:t>
             </w:r>
           </w:p>
         </w:tc>
-      </w:tr>
-      <w:tr>
-        <w:tc>
-          <w:p>
-            <w:r>
+        <w:tc>
+          <w:p>
+            <w:r>
+              <w:rPr>
+                <w:b/>
+                <w:bCs/>
+              </w:rPr>
+              <w:t xml:space="preserve">{T33_morts_TOTAL}</w:t>
+            </w:r>
+          </w:p>
+        </w:tc>
+        <w:tc>
+          <w:p>
+            <w:r>
+              <w:rPr>
+                <w:b/>
+                <w:bCs/>
+              </w:rPr>
               <w:t xml:space="preserve"/>
             </w:r>
           </w:p>
@@ -8966,6 +9126,26 @@
         <w:tc>
           <w:p>
             <w:r>
+              <w:rPr>
+                <w:b/>
+                <w:bCs/>
+              </w:rPr>
+              <w:t xml:space="preserve"/>
+            </w:r>
+          </w:p>
+        </w:tc>
+      </w:tr>
+      <w:tr>
+        <w:tc>
+          <w:p>
+            <w:r>
+              <w:t xml:space="preserve"/>
+            </w:r>
+          </w:p>
+        </w:tc>
+        <w:tc>
+          <w:p>
+            <w:r>
               <w:t xml:space="preserve">TOTAL MOIS PRÉCÉDENT</w:t>
             </w:r>
           </w:p>
@@ -8987,7 +9167,49 @@
         <w:tc>
           <w:p>
             <w:r>
+              <w:t xml:space="preserve"/>
+            </w:r>
+          </w:p>
+        </w:tc>
+        <w:tc>
+          <w:p>
+            <w:r>
+              <w:t xml:space="preserve"/>
+            </w:r>
+          </w:p>
+        </w:tc>
+        <w:tc>
+          <w:p>
+            <w:r>
+              <w:t xml:space="preserve"/>
+            </w:r>
+          </w:p>
+        </w:tc>
+        <w:tc>
+          <w:p>
+            <w:r>
               <w:t xml:space="preserve">{T33_effectif_TOTAL_PREC}</w:t>
+            </w:r>
+          </w:p>
+        </w:tc>
+        <w:tc>
+          <w:p>
+            <w:r>
+              <w:t xml:space="preserve">{T33_morts_TOTAL_PREC}</w:t>
+            </w:r>
+          </w:p>
+        </w:tc>
+        <w:tc>
+          <w:p>
+            <w:r>
+              <w:t xml:space="preserve"/>
+            </w:r>
+          </w:p>
+        </w:tc>
+        <w:tc>
+          <w:p>
+            <w:r>
+              <w:t xml:space="preserve"/>
             </w:r>
           </w:p>
         </w:tc>

--- a/templates/rapport_mensuel_exact.docx
+++ b/templates/rapport_mensuel_exact.docx
@@ -1583,8 +1583,18 @@
       </w:tr>
       <w:tr>
         <w:tc>
-          <w:p>
-            <w:r>
+          <w:tcPr>
+            <w:vMerge w:val="restart"/>
+          </w:tcPr>
+          <w:p>
+            <w:pPr>
+              <w:jc w:val="center"/>
+            </w:pPr>
+            <w:r>
+              <w:rPr>
+                <w:b/>
+                <w:bCs/>
+              </w:rPr>
               <w:t xml:space="preserve">DSCHANG</w:t>
             </w:r>
           </w:p>
@@ -1669,8 +1679,18 @@
       </w:tr>
       <w:tr>
         <w:tc>
-          <w:p>
-            <w:r>
+          <w:tcPr>
+            <w:vMerge w:val="continue"/>
+          </w:tcPr>
+          <w:p>
+            <w:pPr>
+              <w:jc w:val="center"/>
+            </w:pPr>
+            <w:r>
+              <w:rPr>
+                <w:b/>
+                <w:bCs/>
+              </w:rPr>
               <w:t xml:space="preserve"/>
             </w:r>
           </w:p>
@@ -1755,8 +1775,18 @@
       </w:tr>
       <w:tr>
         <w:tc>
-          <w:p>
-            <w:r>
+          <w:tcPr>
+            <w:vMerge w:val="restart"/>
+          </w:tcPr>
+          <w:p>
+            <w:pPr>
+              <w:jc w:val="center"/>
+            </w:pPr>
+            <w:r>
+              <w:rPr>
+                <w:b/>
+                <w:bCs/>
+              </w:rPr>
               <w:t xml:space="preserve">FOKOUE</w:t>
             </w:r>
           </w:p>
@@ -1841,8 +1871,18 @@
       </w:tr>
       <w:tr>
         <w:tc>
-          <w:p>
-            <w:r>
+          <w:tcPr>
+            <w:vMerge w:val="continue"/>
+          </w:tcPr>
+          <w:p>
+            <w:pPr>
+              <w:jc w:val="center"/>
+            </w:pPr>
+            <w:r>
+              <w:rPr>
+                <w:b/>
+                <w:bCs/>
+              </w:rPr>
               <w:t xml:space="preserve"/>
             </w:r>
           </w:p>
@@ -1927,8 +1967,18 @@
       </w:tr>
       <w:tr>
         <w:tc>
-          <w:p>
-            <w:r>
+          <w:tcPr>
+            <w:vMerge w:val="restart"/>
+          </w:tcPr>
+          <w:p>
+            <w:pPr>
+              <w:jc w:val="center"/>
+            </w:pPr>
+            <w:r>
+              <w:rPr>
+                <w:b/>
+                <w:bCs/>
+              </w:rPr>
               <w:t xml:space="preserve">FONGO TONGO</w:t>
             </w:r>
           </w:p>
@@ -2013,8 +2063,18 @@
       </w:tr>
       <w:tr>
         <w:tc>
-          <w:p>
-            <w:r>
+          <w:tcPr>
+            <w:vMerge w:val="continue"/>
+          </w:tcPr>
+          <w:p>
+            <w:pPr>
+              <w:jc w:val="center"/>
+            </w:pPr>
+            <w:r>
+              <w:rPr>
+                <w:b/>
+                <w:bCs/>
+              </w:rPr>
               <w:t xml:space="preserve"/>
             </w:r>
           </w:p>
@@ -2099,8 +2159,18 @@
       </w:tr>
       <w:tr>
         <w:tc>
-          <w:p>
-            <w:r>
+          <w:tcPr>
+            <w:vMerge w:val="restart"/>
+          </w:tcPr>
+          <w:p>
+            <w:pPr>
+              <w:jc w:val="center"/>
+            </w:pPr>
+            <w:r>
+              <w:rPr>
+                <w:b/>
+                <w:bCs/>
+              </w:rPr>
               <w:t xml:space="preserve">NKONG NI</w:t>
             </w:r>
           </w:p>
@@ -2185,8 +2255,18 @@
       </w:tr>
       <w:tr>
         <w:tc>
-          <w:p>
-            <w:r>
+          <w:tcPr>
+            <w:vMerge w:val="continue"/>
+          </w:tcPr>
+          <w:p>
+            <w:pPr>
+              <w:jc w:val="center"/>
+            </w:pPr>
+            <w:r>
+              <w:rPr>
+                <w:b/>
+                <w:bCs/>
+              </w:rPr>
               <w:t xml:space="preserve"/>
             </w:r>
           </w:p>
@@ -2271,8 +2351,18 @@
       </w:tr>
       <w:tr>
         <w:tc>
-          <w:p>
-            <w:r>
+          <w:tcPr>
+            <w:vMerge w:val="restart"/>
+          </w:tcPr>
+          <w:p>
+            <w:pPr>
+              <w:jc w:val="center"/>
+            </w:pPr>
+            <w:r>
+              <w:rPr>
+                <w:b/>
+                <w:bCs/>
+              </w:rPr>
               <w:t xml:space="preserve">PENKA MICHEL</w:t>
             </w:r>
           </w:p>
@@ -2357,8 +2447,18 @@
       </w:tr>
       <w:tr>
         <w:tc>
-          <w:p>
-            <w:r>
+          <w:tcPr>
+            <w:vMerge w:val="continue"/>
+          </w:tcPr>
+          <w:p>
+            <w:pPr>
+              <w:jc w:val="center"/>
+            </w:pPr>
+            <w:r>
+              <w:rPr>
+                <w:b/>
+                <w:bCs/>
+              </w:rPr>
               <w:t xml:space="preserve"/>
             </w:r>
           </w:p>
@@ -2443,8 +2543,18 @@
       </w:tr>
       <w:tr>
         <w:tc>
-          <w:p>
-            <w:r>
+          <w:tcPr>
+            <w:vMerge w:val="restart"/>
+          </w:tcPr>
+          <w:p>
+            <w:pPr>
+              <w:jc w:val="center"/>
+            </w:pPr>
+            <w:r>
+              <w:rPr>
+                <w:b/>
+                <w:bCs/>
+              </w:rPr>
               <w:t xml:space="preserve">SANTCHOU</w:t>
             </w:r>
           </w:p>
@@ -2529,8 +2639,18 @@
       </w:tr>
       <w:tr>
         <w:tc>
-          <w:p>
-            <w:r>
+          <w:tcPr>
+            <w:vMerge w:val="continue"/>
+          </w:tcPr>
+          <w:p>
+            <w:pPr>
+              <w:jc w:val="center"/>
+            </w:pPr>
+            <w:r>
+              <w:rPr>
+                <w:b/>
+                <w:bCs/>
+              </w:rPr>
               <w:t xml:space="preserve"/>
             </w:r>
           </w:p>
@@ -5104,8 +5224,18 @@
       </w:tr>
       <w:tr>
         <w:tc>
-          <w:p>
-            <w:r>
+          <w:tcPr>
+            <w:vMerge w:val="restart"/>
+          </w:tcPr>
+          <w:p>
+            <w:pPr>
+              <w:jc w:val="center"/>
+            </w:pPr>
+            <w:r>
+              <w:rPr>
+                <w:b/>
+                <w:bCs/>
+              </w:rPr>
               <w:t xml:space="preserve">DSCHANG</w:t>
             </w:r>
           </w:p>
@@ -5155,8 +5285,18 @@
       </w:tr>
       <w:tr>
         <w:tc>
-          <w:p>
-            <w:r>
+          <w:tcPr>
+            <w:vMerge w:val="continue"/>
+          </w:tcPr>
+          <w:p>
+            <w:pPr>
+              <w:jc w:val="center"/>
+            </w:pPr>
+            <w:r>
+              <w:rPr>
+                <w:b/>
+                <w:bCs/>
+              </w:rPr>
               <w:t xml:space="preserve"/>
             </w:r>
           </w:p>
@@ -5206,8 +5346,18 @@
       </w:tr>
       <w:tr>
         <w:tc>
-          <w:p>
-            <w:r>
+          <w:tcPr>
+            <w:vMerge w:val="continue"/>
+          </w:tcPr>
+          <w:p>
+            <w:pPr>
+              <w:jc w:val="center"/>
+            </w:pPr>
+            <w:r>
+              <w:rPr>
+                <w:b/>
+                <w:bCs/>
+              </w:rPr>
               <w:t xml:space="preserve"/>
             </w:r>
           </w:p>
@@ -5257,8 +5407,18 @@
       </w:tr>
       <w:tr>
         <w:tc>
-          <w:p>
-            <w:r>
+          <w:tcPr>
+            <w:vMerge w:val="restart"/>
+          </w:tcPr>
+          <w:p>
+            <w:pPr>
+              <w:jc w:val="center"/>
+            </w:pPr>
+            <w:r>
+              <w:rPr>
+                <w:b/>
+                <w:bCs/>
+              </w:rPr>
               <w:t xml:space="preserve">FOKOUE</w:t>
             </w:r>
           </w:p>
@@ -5308,8 +5468,18 @@
       </w:tr>
       <w:tr>
         <w:tc>
-          <w:p>
-            <w:r>
+          <w:tcPr>
+            <w:vMerge w:val="continue"/>
+          </w:tcPr>
+          <w:p>
+            <w:pPr>
+              <w:jc w:val="center"/>
+            </w:pPr>
+            <w:r>
+              <w:rPr>
+                <w:b/>
+                <w:bCs/>
+              </w:rPr>
               <w:t xml:space="preserve"/>
             </w:r>
           </w:p>
@@ -5359,8 +5529,18 @@
       </w:tr>
       <w:tr>
         <w:tc>
-          <w:p>
-            <w:r>
+          <w:tcPr>
+            <w:vMerge w:val="continue"/>
+          </w:tcPr>
+          <w:p>
+            <w:pPr>
+              <w:jc w:val="center"/>
+            </w:pPr>
+            <w:r>
+              <w:rPr>
+                <w:b/>
+                <w:bCs/>
+              </w:rPr>
               <w:t xml:space="preserve"/>
             </w:r>
           </w:p>
@@ -5410,8 +5590,18 @@
       </w:tr>
       <w:tr>
         <w:tc>
-          <w:p>
-            <w:r>
+          <w:tcPr>
+            <w:vMerge w:val="restart"/>
+          </w:tcPr>
+          <w:p>
+            <w:pPr>
+              <w:jc w:val="center"/>
+            </w:pPr>
+            <w:r>
+              <w:rPr>
+                <w:b/>
+                <w:bCs/>
+              </w:rPr>
               <w:t xml:space="preserve">FONGO TONGO</w:t>
             </w:r>
           </w:p>
@@ -5461,8 +5651,18 @@
       </w:tr>
       <w:tr>
         <w:tc>
-          <w:p>
-            <w:r>
+          <w:tcPr>
+            <w:vMerge w:val="continue"/>
+          </w:tcPr>
+          <w:p>
+            <w:pPr>
+              <w:jc w:val="center"/>
+            </w:pPr>
+            <w:r>
+              <w:rPr>
+                <w:b/>
+                <w:bCs/>
+              </w:rPr>
               <w:t xml:space="preserve"/>
             </w:r>
           </w:p>
@@ -5512,8 +5712,18 @@
       </w:tr>
       <w:tr>
         <w:tc>
-          <w:p>
-            <w:r>
+          <w:tcPr>
+            <w:vMerge w:val="continue"/>
+          </w:tcPr>
+          <w:p>
+            <w:pPr>
+              <w:jc w:val="center"/>
+            </w:pPr>
+            <w:r>
+              <w:rPr>
+                <w:b/>
+                <w:bCs/>
+              </w:rPr>
               <w:t xml:space="preserve"/>
             </w:r>
           </w:p>
@@ -5563,8 +5773,18 @@
       </w:tr>
       <w:tr>
         <w:tc>
-          <w:p>
-            <w:r>
+          <w:tcPr>
+            <w:vMerge w:val="restart"/>
+          </w:tcPr>
+          <w:p>
+            <w:pPr>
+              <w:jc w:val="center"/>
+            </w:pPr>
+            <w:r>
+              <w:rPr>
+                <w:b/>
+                <w:bCs/>
+              </w:rPr>
               <w:t xml:space="preserve">NKONG NI</w:t>
             </w:r>
           </w:p>
@@ -5614,8 +5834,18 @@
       </w:tr>
       <w:tr>
         <w:tc>
-          <w:p>
-            <w:r>
+          <w:tcPr>
+            <w:vMerge w:val="continue"/>
+          </w:tcPr>
+          <w:p>
+            <w:pPr>
+              <w:jc w:val="center"/>
+            </w:pPr>
+            <w:r>
+              <w:rPr>
+                <w:b/>
+                <w:bCs/>
+              </w:rPr>
               <w:t xml:space="preserve"/>
             </w:r>
           </w:p>
@@ -5665,8 +5895,18 @@
       </w:tr>
       <w:tr>
         <w:tc>
-          <w:p>
-            <w:r>
+          <w:tcPr>
+            <w:vMerge w:val="continue"/>
+          </w:tcPr>
+          <w:p>
+            <w:pPr>
+              <w:jc w:val="center"/>
+            </w:pPr>
+            <w:r>
+              <w:rPr>
+                <w:b/>
+                <w:bCs/>
+              </w:rPr>
               <w:t xml:space="preserve"/>
             </w:r>
           </w:p>
@@ -5716,8 +5956,18 @@
       </w:tr>
       <w:tr>
         <w:tc>
-          <w:p>
-            <w:r>
+          <w:tcPr>
+            <w:vMerge w:val="restart"/>
+          </w:tcPr>
+          <w:p>
+            <w:pPr>
+              <w:jc w:val="center"/>
+            </w:pPr>
+            <w:r>
+              <w:rPr>
+                <w:b/>
+                <w:bCs/>
+              </w:rPr>
               <w:t xml:space="preserve">PENKA MICHEL</w:t>
             </w:r>
           </w:p>
@@ -5767,8 +6017,18 @@
       </w:tr>
       <w:tr>
         <w:tc>
-          <w:p>
-            <w:r>
+          <w:tcPr>
+            <w:vMerge w:val="continue"/>
+          </w:tcPr>
+          <w:p>
+            <w:pPr>
+              <w:jc w:val="center"/>
+            </w:pPr>
+            <w:r>
+              <w:rPr>
+                <w:b/>
+                <w:bCs/>
+              </w:rPr>
               <w:t xml:space="preserve"/>
             </w:r>
           </w:p>
@@ -5818,8 +6078,18 @@
       </w:tr>
       <w:tr>
         <w:tc>
-          <w:p>
-            <w:r>
+          <w:tcPr>
+            <w:vMerge w:val="continue"/>
+          </w:tcPr>
+          <w:p>
+            <w:pPr>
+              <w:jc w:val="center"/>
+            </w:pPr>
+            <w:r>
+              <w:rPr>
+                <w:b/>
+                <w:bCs/>
+              </w:rPr>
               <w:t xml:space="preserve"/>
             </w:r>
           </w:p>
@@ -5869,8 +6139,18 @@
       </w:tr>
       <w:tr>
         <w:tc>
-          <w:p>
-            <w:r>
+          <w:tcPr>
+            <w:vMerge w:val="restart"/>
+          </w:tcPr>
+          <w:p>
+            <w:pPr>
+              <w:jc w:val="center"/>
+            </w:pPr>
+            <w:r>
+              <w:rPr>
+                <w:b/>
+                <w:bCs/>
+              </w:rPr>
               <w:t xml:space="preserve">SANTCHOU</w:t>
             </w:r>
           </w:p>
@@ -5920,8 +6200,18 @@
       </w:tr>
       <w:tr>
         <w:tc>
-          <w:p>
-            <w:r>
+          <w:tcPr>
+            <w:vMerge w:val="continue"/>
+          </w:tcPr>
+          <w:p>
+            <w:pPr>
+              <w:jc w:val="center"/>
+            </w:pPr>
+            <w:r>
+              <w:rPr>
+                <w:b/>
+                <w:bCs/>
+              </w:rPr>
               <w:t xml:space="preserve"/>
             </w:r>
           </w:p>
@@ -5971,8 +6261,18 @@
       </w:tr>
       <w:tr>
         <w:tc>
-          <w:p>
-            <w:r>
+          <w:tcPr>
+            <w:vMerge w:val="continue"/>
+          </w:tcPr>
+          <w:p>
+            <w:pPr>
+              <w:jc w:val="center"/>
+            </w:pPr>
+            <w:r>
+              <w:rPr>
+                <w:b/>
+                <w:bCs/>
+              </w:rPr>
               <w:t xml:space="preserve"/>
             </w:r>
           </w:p>

--- a/templates/rapport_mensuel_exact.docx
+++ b/templates/rapport_mensuel_exact.docx
@@ -16840,6 +16840,7 @@
       </w:r>
     </w:p>
     <w:sectPr>
+      <w:headerReference w:type="default" r:id="rId7"/>
       <w:pgSz w:w="11906" w:h="16838" w:orient="portrait"/>
       <w:pgMar w:top="1440" w:right="1440" w:bottom="1440" w:left="1440" w:header="708" w:footer="708" w:gutter="0"/>
       <w:pgNumType/>
@@ -16925,6 +16926,24 @@
     </w:p>
   </w:footnote>
 </w:footnotes>
+</file>
+
+<file path=word/header1.xml><?xml version="1.0" encoding="utf-8"?>
+<w:hdr xmlns:wpc="http://schemas.microsoft.com/office/word/2010/wordprocessingCanvas" xmlns:mc="http://schemas.openxmlformats.org/markup-compatibility/2006" xmlns:o="urn:schemas-microsoft-com:office:office" xmlns:r="http://schemas.openxmlformats.org/officeDocument/2006/relationships" xmlns:m="http://schemas.openxmlformats.org/officeDocument/2006/math" xmlns:v="urn:schemas-microsoft-com:vml" xmlns:wp14="http://schemas.microsoft.com/office/word/2010/wordprocessingDrawing" xmlns:wp="http://schemas.openxmlformats.org/drawingml/2006/wordprocessingDrawing" xmlns:w10="urn:schemas-microsoft-com:office:word" xmlns:w="http://schemas.openxmlformats.org/wordprocessingml/2006/main" xmlns:w14="http://schemas.microsoft.com/office/word/2010/wordml" xmlns:w15="http://schemas.microsoft.com/office/word/2012/wordml" xmlns:wpg="http://schemas.microsoft.com/office/word/2010/wordprocessingGroup" xmlns:wpi="http://schemas.microsoft.com/office/word/2010/wordprocessingInk" xmlns:wne="http://schemas.microsoft.com/office/word/2006/wordml" xmlns:wps="http://schemas.microsoft.com/office/word/2010/wordprocessingShape" xmlns:cx="http://schemas.microsoft.com/office/drawing/2014/chartex" xmlns:cx1="http://schemas.microsoft.com/office/drawing/2015/9/8/chartex" xmlns:cx2="http://schemas.microsoft.com/office/drawing/2015/10/21/chartex" xmlns:cx3="http://schemas.microsoft.com/office/drawing/2016/5/9/chartex" xmlns:cx4="http://schemas.microsoft.com/office/drawing/2016/5/10/chartex" xmlns:cx5="http://schemas.microsoft.com/office/drawing/2016/5/11/chartex" xmlns:cx6="http://schemas.microsoft.com/office/drawing/2016/5/12/chartex" xmlns:cx7="http://schemas.microsoft.com/office/drawing/2016/5/13/chartex" xmlns:cx8="http://schemas.microsoft.com/office/drawing/2016/5/14/chartex" xmlns:w16cid="http://schemas.microsoft.com/office/word/2016/wordml/cid" xmlns:w16se="http://schemas.microsoft.com/office/word/2015/wordml/symex">
+  <w:p>
+    <w:pPr>
+      <w:jc w:val="center"/>
+    </w:pPr>
+    <w:r>
+      <w:rPr>
+        <w:b/>
+        <w:bCs/>
+        <w:color w:val="B8842F"/>
+      </w:rPr>
+      <w:t xml:space="preserve">{MENTION_DEMO}</w:t>
+    </w:r>
+  </w:p>
+</w:hdr>
 </file>
 
 <file path=word/numbering.xml><?xml version="1.0" encoding="utf-8"?>

--- a/templates/rapport_mensuel_exact.docx
+++ b/templates/rapport_mensuel_exact.docx
@@ -2,323 +2,51 @@
 <file path=word/document.xml><?xml version="1.0" encoding="utf-8"?>
 <w:document xmlns:wpc="http://schemas.microsoft.com/office/word/2010/wordprocessingCanvas" xmlns:mc="http://schemas.openxmlformats.org/markup-compatibility/2006" xmlns:o="urn:schemas-microsoft-com:office:office" xmlns:r="http://schemas.openxmlformats.org/officeDocument/2006/relationships" xmlns:m="http://schemas.openxmlformats.org/officeDocument/2006/math" xmlns:v="urn:schemas-microsoft-com:vml" xmlns:wp14="http://schemas.microsoft.com/office/word/2010/wordprocessingDrawing" xmlns:wp="http://schemas.openxmlformats.org/drawingml/2006/wordprocessingDrawing" xmlns:w10="urn:schemas-microsoft-com:office:word" xmlns:w="http://schemas.openxmlformats.org/wordprocessingml/2006/main" xmlns:w14="http://schemas.microsoft.com/office/word/2010/wordml" xmlns:w15="http://schemas.microsoft.com/office/word/2012/wordml" xmlns:wpg="http://schemas.microsoft.com/office/word/2010/wordprocessingGroup" xmlns:wpi="http://schemas.microsoft.com/office/word/2010/wordprocessingInk" xmlns:wne="http://schemas.microsoft.com/office/word/2006/wordml" xmlns:wps="http://schemas.microsoft.com/office/word/2010/wordprocessingShape" xmlns:cx="http://schemas.microsoft.com/office/drawing/2014/chartex" xmlns:cx1="http://schemas.microsoft.com/office/drawing/2015/9/8/chartex" xmlns:cx2="http://schemas.microsoft.com/office/drawing/2015/10/21/chartex" xmlns:cx3="http://schemas.microsoft.com/office/drawing/2016/5/9/chartex" xmlns:cx4="http://schemas.microsoft.com/office/drawing/2016/5/10/chartex" xmlns:cx5="http://schemas.microsoft.com/office/drawing/2016/5/11/chartex" xmlns:cx6="http://schemas.microsoft.com/office/drawing/2016/5/12/chartex" xmlns:cx7="http://schemas.microsoft.com/office/drawing/2016/5/13/chartex" xmlns:cx8="http://schemas.microsoft.com/office/drawing/2016/5/14/chartex" xmlns:aink="http://schemas.microsoft.com/office/drawing/2016/ink" xmlns:am3d="http://schemas.microsoft.com/office/drawing/2017/model3d" xmlns:w16cex="http://schemas.microsoft.com/office/word/2018/wordml/cex" xmlns:w16cid="http://schemas.microsoft.com/office/word/2016/wordml/cid" xmlns:w16="http://schemas.microsoft.com/office/word/2018/wordml" xmlns:w16sdtdh="http://schemas.microsoft.com/office/word/2020/wordml/sdtdatahash" xmlns:w16se="http://schemas.microsoft.com/office/word/2015/wordml/symex" mc:Ignorable="w14 w15 wp14">
   <w:body>
-    <w:tbl>
-      <w:tblPr>
-        <w:tblW w:type="pct" w:w="100%"/>
-        <w:tblBorders>
-          <w:top w:val="single" w:color="auto" w:sz="4"/>
-          <w:left w:val="single" w:color="auto" w:sz="4"/>
-          <w:bottom w:val="single" w:color="auto" w:sz="4"/>
-          <w:right w:val="single" w:color="auto" w:sz="4"/>
-          <w:insideH w:val="single" w:color="auto" w:sz="4"/>
-          <w:insideV w:val="single" w:color="auto" w:sz="4"/>
-        </w:tblBorders>
-      </w:tblPr>
-      <w:tblGrid>
-        <w:gridCol w:w="100"/>
-        <w:gridCol w:w="100"/>
-      </w:tblGrid>
-      <w:tr>
-        <w:tc>
-          <w:tcPr>
-            <w:tcBorders>
-              <w:top w:val="none" w:color="FFFFFF" w:sz="0"/>
-              <w:left w:val="none" w:color="FFFFFF" w:sz="0"/>
-              <w:bottom w:val="none" w:color="FFFFFF" w:sz="0"/>
-              <w:right w:val="none" w:color="FFFFFF" w:sz="0"/>
-            </w:tcBorders>
-          </w:tcPr>
-          <w:p>
-            <w:pPr>
-              <w:jc w:val="center"/>
-            </w:pPr>
-            <w:r>
-              <w:rPr>
-                <w:b/>
-                <w:bCs/>
-                <w:sz w:val="22"/>
-                <w:szCs w:val="22"/>
-              </w:rPr>
-              <w:t xml:space="preserve">RÉPUBLIQUE DU CAMEROUN</w:t>
-            </w:r>
-          </w:p>
-        </w:tc>
-        <w:tc>
-          <w:tcPr>
-            <w:tcBorders>
-              <w:top w:val="none" w:color="FFFFFF" w:sz="0"/>
-              <w:left w:val="none" w:color="FFFFFF" w:sz="0"/>
-              <w:bottom w:val="none" w:color="FFFFFF" w:sz="0"/>
-              <w:right w:val="none" w:color="FFFFFF" w:sz="0"/>
-            </w:tcBorders>
-          </w:tcPr>
-          <w:p>
-            <w:pPr>
-              <w:jc w:val="center"/>
-            </w:pPr>
-            <w:r>
-              <w:rPr>
-                <w:b/>
-                <w:bCs/>
-                <w:sz w:val="22"/>
-                <w:szCs w:val="22"/>
-              </w:rPr>
-              <w:t xml:space="preserve">REPUBLIC OF CAMEROON</w:t>
-            </w:r>
-          </w:p>
-        </w:tc>
-      </w:tr>
-      <w:tr>
-        <w:tc>
-          <w:tcPr>
-            <w:tcBorders>
-              <w:top w:val="none" w:color="FFFFFF" w:sz="0"/>
-              <w:left w:val="none" w:color="FFFFFF" w:sz="0"/>
-              <w:bottom w:val="none" w:color="FFFFFF" w:sz="0"/>
-              <w:right w:val="none" w:color="FFFFFF" w:sz="0"/>
-            </w:tcBorders>
-          </w:tcPr>
-          <w:p>
-            <w:pPr>
-              <w:jc w:val="center"/>
-            </w:pPr>
-            <w:r>
-              <w:rPr>
-                <w:b w:val="false"/>
-                <w:bCs w:val="false"/>
-                <w:sz w:val="18"/>
-                <w:szCs w:val="18"/>
-              </w:rPr>
-              <w:t xml:space="preserve">Paix – Travail – Patrie</w:t>
-            </w:r>
-          </w:p>
-        </w:tc>
-        <w:tc>
-          <w:tcPr>
-            <w:tcBorders>
-              <w:top w:val="none" w:color="FFFFFF" w:sz="0"/>
-              <w:left w:val="none" w:color="FFFFFF" w:sz="0"/>
-              <w:bottom w:val="none" w:color="FFFFFF" w:sz="0"/>
-              <w:right w:val="none" w:color="FFFFFF" w:sz="0"/>
-            </w:tcBorders>
-          </w:tcPr>
-          <w:p>
-            <w:pPr>
-              <w:jc w:val="center"/>
-            </w:pPr>
-            <w:r>
-              <w:rPr>
-                <w:b w:val="false"/>
-                <w:bCs w:val="false"/>
-                <w:sz w:val="18"/>
-                <w:szCs w:val="18"/>
-              </w:rPr>
-              <w:t xml:space="preserve">Peace – Work – Fatherland</w:t>
-            </w:r>
-          </w:p>
-        </w:tc>
-      </w:tr>
-      <w:tr>
-        <w:tc>
-          <w:tcPr>
-            <w:tcBorders>
-              <w:top w:val="none" w:color="FFFFFF" w:sz="0"/>
-              <w:left w:val="none" w:color="FFFFFF" w:sz="0"/>
-              <w:bottom w:val="none" w:color="FFFFFF" w:sz="0"/>
-              <w:right w:val="none" w:color="FFFFFF" w:sz="0"/>
-            </w:tcBorders>
-          </w:tcPr>
-          <w:p>
-            <w:pPr>
-              <w:jc w:val="center"/>
-            </w:pPr>
-            <w:r>
-              <w:rPr>
-                <w:b w:val="false"/>
-                <w:bCs w:val="false"/>
-                <w:sz w:val="18"/>
-                <w:szCs w:val="18"/>
-              </w:rPr>
-              <w:t xml:space="preserve">RÉGION DE L'OUEST</w:t>
-            </w:r>
-          </w:p>
-        </w:tc>
-        <w:tc>
-          <w:tcPr>
-            <w:tcBorders>
-              <w:top w:val="none" w:color="FFFFFF" w:sz="0"/>
-              <w:left w:val="none" w:color="FFFFFF" w:sz="0"/>
-              <w:bottom w:val="none" w:color="FFFFFF" w:sz="0"/>
-              <w:right w:val="none" w:color="FFFFFF" w:sz="0"/>
-            </w:tcBorders>
-          </w:tcPr>
-          <w:p>
-            <w:pPr>
-              <w:jc w:val="center"/>
-            </w:pPr>
-            <w:r>
-              <w:rPr>
-                <w:b w:val="false"/>
-                <w:bCs w:val="false"/>
-                <w:sz w:val="18"/>
-                <w:szCs w:val="18"/>
-              </w:rPr>
-              <w:t xml:space="preserve">WEST REGION</w:t>
-            </w:r>
-          </w:p>
-        </w:tc>
-      </w:tr>
-      <w:tr>
-        <w:tc>
-          <w:tcPr>
-            <w:tcBorders>
-              <w:top w:val="none" w:color="FFFFFF" w:sz="0"/>
-              <w:left w:val="none" w:color="FFFFFF" w:sz="0"/>
-              <w:bottom w:val="none" w:color="FFFFFF" w:sz="0"/>
-              <w:right w:val="none" w:color="FFFFFF" w:sz="0"/>
-            </w:tcBorders>
-          </w:tcPr>
-          <w:p>
-            <w:pPr>
-              <w:jc w:val="center"/>
-            </w:pPr>
-            <w:r>
-              <w:rPr>
-                <w:b w:val="false"/>
-                <w:bCs w:val="false"/>
-                <w:sz w:val="18"/>
-                <w:szCs w:val="18"/>
-              </w:rPr>
-              <w:t xml:space="preserve">DÉPARTEMENT DE LA MENOUA</w:t>
-            </w:r>
-          </w:p>
-        </w:tc>
-        <w:tc>
-          <w:tcPr>
-            <w:tcBorders>
-              <w:top w:val="none" w:color="FFFFFF" w:sz="0"/>
-              <w:left w:val="none" w:color="FFFFFF" w:sz="0"/>
-              <w:bottom w:val="none" w:color="FFFFFF" w:sz="0"/>
-              <w:right w:val="none" w:color="FFFFFF" w:sz="0"/>
-            </w:tcBorders>
-          </w:tcPr>
-          <w:p>
-            <w:pPr>
-              <w:jc w:val="center"/>
-            </w:pPr>
-            <w:r>
-              <w:rPr>
-                <w:b w:val="false"/>
-                <w:bCs w:val="false"/>
-                <w:sz w:val="18"/>
-                <w:szCs w:val="18"/>
-              </w:rPr>
-              <w:t xml:space="preserve">MENOUA DIVISION</w:t>
-            </w:r>
-          </w:p>
-        </w:tc>
-      </w:tr>
-      <w:tr>
-        <w:tc>
-          <w:tcPr>
-            <w:tcBorders>
-              <w:top w:val="none" w:color="FFFFFF" w:sz="0"/>
-              <w:left w:val="none" w:color="FFFFFF" w:sz="0"/>
-              <w:bottom w:val="none" w:color="FFFFFF" w:sz="0"/>
-              <w:right w:val="none" w:color="FFFFFF" w:sz="0"/>
-            </w:tcBorders>
-          </w:tcPr>
-          <w:p>
-            <w:pPr>
-              <w:jc w:val="center"/>
-            </w:pPr>
-            <w:r>
-              <w:rPr>
-                <w:b w:val="false"/>
-                <w:bCs w:val="false"/>
-                <w:sz w:val="18"/>
-                <w:szCs w:val="18"/>
-              </w:rPr>
-              <w:t xml:space="preserve">DÉLÉGATION DÉPARTEMENTALE DE L'ÉLEVAGE,</w:t>
-            </w:r>
-          </w:p>
-        </w:tc>
-        <w:tc>
-          <w:tcPr>
-            <w:tcBorders>
-              <w:top w:val="none" w:color="FFFFFF" w:sz="0"/>
-              <w:left w:val="none" w:color="FFFFFF" w:sz="0"/>
-              <w:bottom w:val="none" w:color="FFFFFF" w:sz="0"/>
-              <w:right w:val="none" w:color="FFFFFF" w:sz="0"/>
-            </w:tcBorders>
-          </w:tcPr>
-          <w:p>
-            <w:pPr>
-              <w:jc w:val="center"/>
-            </w:pPr>
-            <w:r>
-              <w:rPr>
-                <w:b w:val="false"/>
-                <w:bCs w:val="false"/>
-                <w:sz w:val="18"/>
-                <w:szCs w:val="18"/>
-              </w:rPr>
-              <w:t xml:space="preserve">DIVISIONAL DELEGATION OF LIVESTOCK,</w:t>
-            </w:r>
-          </w:p>
-        </w:tc>
-      </w:tr>
-      <w:tr>
-        <w:tc>
-          <w:tcPr>
-            <w:tcBorders>
-              <w:top w:val="none" w:color="FFFFFF" w:sz="0"/>
-              <w:left w:val="none" w:color="FFFFFF" w:sz="0"/>
-              <w:bottom w:val="none" w:color="FFFFFF" w:sz="0"/>
-              <w:right w:val="none" w:color="FFFFFF" w:sz="0"/>
-            </w:tcBorders>
-          </w:tcPr>
-          <w:p>
-            <w:pPr>
-              <w:jc w:val="center"/>
-            </w:pPr>
-            <w:r>
-              <w:rPr>
-                <w:b w:val="false"/>
-                <w:bCs w:val="false"/>
-                <w:sz w:val="18"/>
-                <w:szCs w:val="18"/>
-              </w:rPr>
-              <w:t xml:space="preserve">DES PÊCHES ET DES INDUSTRIES ANIMALES</w:t>
-            </w:r>
-          </w:p>
-        </w:tc>
-        <w:tc>
-          <w:tcPr>
-            <w:tcBorders>
-              <w:top w:val="none" w:color="FFFFFF" w:sz="0"/>
-              <w:left w:val="none" w:color="FFFFFF" w:sz="0"/>
-              <w:bottom w:val="none" w:color="FFFFFF" w:sz="0"/>
-              <w:right w:val="none" w:color="FFFFFF" w:sz="0"/>
-            </w:tcBorders>
-          </w:tcPr>
-          <w:p>
-            <w:pPr>
-              <w:jc w:val="center"/>
-            </w:pPr>
-            <w:r>
-              <w:rPr>
-                <w:b w:val="false"/>
-                <w:bCs w:val="false"/>
-                <w:sz w:val="18"/>
-                <w:szCs w:val="18"/>
-              </w:rPr>
-              <w:t xml:space="preserve">FISHERIES AND ANIMAL INDUSTRIES</w:t>
-            </w:r>
-          </w:p>
-        </w:tc>
-      </w:tr>
-    </w:tbl>
+    <w:p>
+      <w:pPr>
+        <w:jc w:val="center"/>
+      </w:pPr>
+      <w:r>
+        <w:drawing>
+          <wp:inline distT="0" distB="0" distL="0" distR="0">
+            <wp:extent cx="5905500" cy="1295400"/>
+            <wp:effectExtent t="0" r="0" b="0" l="0"/>
+            <wp:docPr id="1" name="" descr="" title=""/>
+            <wp:cNvGraphicFramePr>
+              <a:graphicFrameLocks xmlns:a="http://schemas.openxmlformats.org/drawingml/2006/main" noChangeAspect="1"/>
+            </wp:cNvGraphicFramePr>
+            <a:graphic xmlns:a="http://schemas.openxmlformats.org/drawingml/2006/main">
+              <a:graphicData uri="http://schemas.openxmlformats.org/drawingml/2006/picture">
+                <pic:pic xmlns:pic="http://schemas.openxmlformats.org/drawingml/2006/picture">
+                  <pic:nvPicPr>
+                    <pic:cNvPr id="0" name="" descr=""/>
+                    <pic:cNvPicPr>
+                      <a:picLocks noChangeAspect="1" noChangeArrowheads="1"/>
+                    </pic:cNvPicPr>
+                  </pic:nvPicPr>
+                  <pic:blipFill>
+                    <a:blip r:embed="rId8" cstate="none"/>
+                    <a:srcRect/>
+                    <a:stretch>
+                      <a:fillRect/>
+                    </a:stretch>
+                  </pic:blipFill>
+                  <pic:spPr bwMode="auto">
+                    <a:xfrm>
+                      <a:off x="0" y="0"/>
+                      <a:ext cx="5905500" cy="1295400"/>
+                    </a:xfrm>
+                    <a:prstGeom prst="rect">
+                      <a:avLst/>
+                    </a:prstGeom>
+                  </pic:spPr>
+                </pic:pic>
+              </a:graphicData>
+            </a:graphic>
+          </wp:inline>
+        </w:drawing>
+      </w:r>
+    </w:p>
     <w:p/>
     <w:p>
       <w:pPr>
